--- a/artigo/texto/limitacoes.docx
+++ b/artigo/texto/limitacoes.docx
@@ -26,7 +26,7 @@
         <w:t xml:space="preserve"> </w:t>
       </w:r>
       <w:r>
-        <w:t xml:space="preserve">Não há dado de custo por tecnologia na matriz nem nas fontes usadas. Por isso, as compras de insumos não energéticos seguiram a proporção do VBP (Wolsky, 1984), e a geração hidrelétrica, a eólica e a solar têm a mesma estrutura de insumos não energéticos por real de produção, salvo pequenas diferenças do reequilíbrio. Como a TUST por MWh também é a mesma, as diferenças entre elas nas emissões por TWh (4,6, 4,8 e 5,0 g CO₂e/kWh, respectivamente) vêm do preço médio de cada fonte, e não de diferenças na operação e na manutenção das usinas.</w:t>
+        <w:t xml:space="preserve">Não há dado de custo por tecnologia na matriz nem nas fontes usadas. Por isso, as compras de insumos não energéticos seguiram a proporção do VBP (Wolsky, 1984), e a geração hidrelétrica, a eólica e a solar têm a mesma estrutura de insumos não energéticos por real de produção, salvo pequenas diferenças do reequilíbrio. Como a TUST por MWh também é a mesma, as diferenças entre elas nas emissões por TWh (4,6, 4,8 e 5,0 g CO₂e/kWh, respectivamente) vêm sobretudo do preço médio de cada fonte e, na solar, também da coluna latente copiada do RB, que não compra derivados de petróleo (a hidrelétrica e a eólica do RS os compram na proporção do VBP); não vêm de diferenças na operação e na manutenção das usinas.</w:t>
       </w:r>
     </w:p>
     <w:p>
@@ -141,7 +141,7 @@
         <w:t xml:space="preserve"> </w:t>
       </w:r>
       <w:r>
-        <w:t xml:space="preserve">= 0,60, a menor razão passa a 0,077, e as emissões variam −0,1% na cesta fóssil base e 0,6% por TWh na geração a gás natural. A maior variação é a da solar por TWh, de −7,2%: o piso maior desloca VBP das demais fontes do RB para as térmicas e reduz o preço implícito da solar do RB, que valora o choque.</w:t>
+        <w:t xml:space="preserve">= 0,60, a menor razão passa a 0,077, e as emissões variam −0,1% na cesta fóssil base e 0,6% por TWh na geração a gás natural. Entre as emissões da Tabela A6, a maior variação é a da solar por TWh, de −7,2%: o piso maior desloca VBP das demais fontes do RB para as térmicas e reduz o preço implícito da solar do RB, que valora o choque.</w:t>
       </w:r>
     </w:p>
     <w:p>
